--- a/sources/veille/ai-act/2026-08-29_veille_ai-act.docx
+++ b/sources/veille/ai-act/2026-08-29_veille_ai-act.docx
@@ -32,7 +32,7 @@
           <w:sz w:val="20"/>
           <w:szCs w:val="20"/>
         </w:rPr>
-        <w:t xml:space="preserve">2026-08-29  ·  Période couverte : 19 juillet – 29 août 2026  ·  Niveau d'alerte : 🔴 Élevé (échéance franchie, régime de sanction actif)  ·  Sources : 7✅ + 3⚠️ / 10</w:t>
+        <w:t xml:space="preserve">2026-08-29  ·  Période couverte : 19 juillet – 29 août 2026  ·  Niveau d'alerte : 🔴 Élevé (échéance franchie, régime de sanction actif)  ·  Sources : 8✅ + 3⚠️ + 2⛔ / 13 (corrigé le 12/09/2026 — voir le journal des corrections)</w:t>
       </w:r>
     </w:p>
     <w:p>
@@ -2959,6 +2959,52 @@
     </w:p>
     <w:p>
       <w:pPr>
+        <w:spacing w:after="120" w:before="320"/>
+      </w:pPr>
+      <w:r>
+        <w:rPr>
+          <w:rFonts w:ascii="Calibri" w:cs="Calibri" w:eastAsia="Calibri" w:hAnsi="Calibri"/>
+          <w:b/>
+          <w:bCs/>
+          <w:color w:val="1B3A6B"/>
+          <w:sz w:val="28"/>
+          <w:szCs w:val="28"/>
+        </w:rPr>
+        <w:t xml:space="preserve">📝 Journal des corrections — 12 septembre 2026</w:t>
+      </w:r>
+    </w:p>
+    <w:p>
+      <w:pPr>
+        <w:spacing w:after="80"/>
+      </w:pPr>
+      <w:r>
+        <w:rPr>
+          <w:rFonts w:ascii="Calibri" w:cs="Calibri" w:eastAsia="Calibri" w:hAnsi="Calibri"/>
+          <w:b/>
+          <w:bCs/>
+          <w:color w:val="1F2937"/>
+          <w:sz w:val="22"/>
+          <w:szCs w:val="22"/>
+        </w:rPr>
+        <w:t xml:space="preserve">Décompte des sources corrigé le 12/09/2026, au cours d'un contrôle des 85 veilles du dépôt (outils/scripts/controle_decompte.py). Le contenu de la note est inchangé ; seuls les nombres annoncés ont été alignés sur la liste des sources qu'elle contient. Formulation d'origine conservée ici.</w:t>
+      </w:r>
+    </w:p>
+    <w:p>
+      <w:pPr>
+        <w:spacing w:after="80"/>
+      </w:pPr>
+      <w:r>
+        <w:rPr>
+          <w:rFonts w:ascii="Calibri" w:cs="Calibri" w:eastAsia="Calibri" w:hAnsi="Calibri"/>
+          <w:color w:val="1F2937"/>
+          <w:sz w:val="22"/>
+          <w:szCs w:val="22"/>
+        </w:rPr>
+        <w:t xml:space="preserve">Version initiale : « Sources : 7✅ + 3⚠️ / 10 », en en-tête et en pied de note. La rubrique Sources compte huit pages directement lues (Commission × 3, Service Desk, CNIL × 3, IAPP), trois accessibles via extraits de recherche et deux non accessibles (artificialintelligenceact.eu, articles IAPP MEMBER) : treize entrées, dont huit ✅. Les deux ⛔ n'entraient pas dans le total annoncé.</w:t>
+      </w:r>
+    </w:p>
+    <w:p>
+      <w:pPr>
         <w:pBdr>
           <w:top w:val="single" w:color="1B3A6B" w:sz="6" w:space="6"/>
         </w:pBdr>
@@ -2973,7 +3019,7 @@
           <w:sz w:val="18"/>
           <w:szCs w:val="18"/>
         </w:rPr>
-        <w:t xml:space="preserve">Compte-rendu produit le 2026-08-29 | Période 19 juillet – 29 août 2026 | Niveau d'alerte : 🔴 Élevé | 7✅ + 3⚠️ / 10 sources</w:t>
+        <w:t xml:space="preserve">Compte-rendu produit le 2026-08-29 | Période 19 juillet – 29 août 2026 | Niveau d'alerte : 🔴 Élevé | 8✅ + 3⚠️ + 2⛔ / 13 (corrigé le 12/09/2026 — voir le journal des corrections) sources</w:t>
       </w:r>
     </w:p>
     <w:sectPr>
